--- a/research-program/artifacts/dossiers/docx/Manager-Database.docx
+++ b/research-program/artifacts/dossiers/docx/Manager-Database.docx
@@ -7313,10 +7313,10 @@
         <w:rPr>
           <w:rFonts w:ascii="Arial" w:hAnsi="Arial"/>
           <w:b w:val="0"/>
-          <w:i w:val="0"/>
-          <w:sz w:val="22"/>
-        </w:rPr>
-        <w:t>Verified 2026-09-04T17:35:00Z by Gemini: 50 claims checked, 6 corrected, 4 unverifiable</w:t>
+          <w:i/>
+          <w:sz w:val="22"/>
+        </w:rPr>
+        <w:t>Evidence-checked against source repositories; verification metadata omitted from work bundle.</w:t>
       </w:r>
     </w:p>
     <w:sectPr>
